--- a/Lab3.docx
+++ b/Lab3.docx
@@ -1,19 +1,14 @@
 
 <file path=word/document.xml><?xml version="1.0" encoding="utf-8"?>
-<w:document xmlns:wpc="http://schemas.microsoft.com/office/word/2010/wordprocessingCanvas" xmlns:cx="http://schemas.microsoft.com/office/drawing/2014/chartex" xmlns:cx1="http://schemas.microsoft.com/office/drawing/2015/9/8/chartex" xmlns:cx2="http://schemas.microsoft.com/office/drawing/2015/10/21/chartex" xmlns:cx3="http://schemas.microsoft.com/office/drawing/2016/5/9/chartex" xmlns:cx4="http://schemas.microsoft.com/office/drawing/2016/5/10/chartex" xmlns:cx5="http://schemas.microsoft.com/office/drawing/2016/5/11/chartex" xmlns:cx6="http://schemas.microsoft.com/office/drawing/2016/5/12/chartex" xmlns:cx7="http://schemas.microsoft.com/office/drawing/2016/5/13/chartex" xmlns:cx8="http://schemas.microsoft.com/office/drawing/2016/5/14/chartex" xmlns:mc="http://schemas.openxmlformats.org/markup-compatibility/2006" xmlns:aink="http://schemas.microsoft.com/office/drawing/2016/ink" xmlns:am3d="http://schemas.microsoft.com/office/drawing/2017/model3d" xmlns:o="urn:schemas-microsoft-com:office:office" xmlns:oel="http://schemas.microsoft.com/office/2019/extlst" xmlns:r="http://schemas.openxmlformats.org/officeDocument/2006/relationships" xmlns:m="http://schemas.openxmlformats.org/officeDocument/2006/math" xmlns:v="urn:schemas-microsoft-com:vml" xmlns:wp14="http://schemas.microsoft.com/office/word/2010/wordprocessingDrawing" xmlns:wp="http://schemas.openxmlformats.org/drawingml/2006/wordprocessingDrawing" xmlns:w10="urn:schemas-microsoft-com:office:word" xmlns:w="http://schemas.openxmlformats.org/wordprocessingml/2006/main" xmlns:w14="http://schemas.microsoft.com/office/word/2010/wordml" xmlns:w15="http://schemas.microsoft.com/office/word/2012/wordml" xmlns:w16cex="http://schemas.microsoft.com/office/word/2018/wordml/cex" xmlns:w16cid="http://schemas.microsoft.com/office/word/2016/wordml/cid" xmlns:w16="http://schemas.microsoft.com/office/word/2018/wordml" xmlns:w16sdtdh="http://schemas.microsoft.com/office/word/2020/wordml/sdtdatahash" xmlns:w16se="http://schemas.microsoft.com/office/word/2015/wordml/symex" xmlns:wpg="http://schemas.microsoft.com/office/word/2010/wordprocessingGroup" xmlns:wpi="http://schemas.microsoft.com/office/word/2010/wordprocessingInk" xmlns:wne="http://schemas.microsoft.com/office/word/2006/wordml" xmlns:wps="http://schemas.microsoft.com/office/word/2010/wordprocessingShape" mc:Ignorable="w14 w15 w16se w16cid w16 w16cex w16sdtdh wp14">
+<w:document xmlns:wpc="http://schemas.microsoft.com/office/word/2010/wordprocessingCanvas" xmlns:cx="http://schemas.microsoft.com/office/drawing/2014/chartex" xmlns:cx1="http://schemas.microsoft.com/office/drawing/2015/9/8/chartex" xmlns:cx2="http://schemas.microsoft.com/office/drawing/2015/10/21/chartex" xmlns:cx3="http://schemas.microsoft.com/office/drawing/2016/5/9/chartex" xmlns:cx4="http://schemas.microsoft.com/office/drawing/2016/5/10/chartex" xmlns:cx5="http://schemas.microsoft.com/office/drawing/2016/5/11/chartex" xmlns:cx6="http://schemas.microsoft.com/office/drawing/2016/5/12/chartex" xmlns:cx7="http://schemas.microsoft.com/office/drawing/2016/5/13/chartex" xmlns:cx8="http://schemas.microsoft.com/office/drawing/2016/5/14/chartex" xmlns:mc="http://schemas.openxmlformats.org/markup-compatibility/2006" xmlns:aink="http://schemas.microsoft.com/office/drawing/2016/ink" xmlns:am3d="http://schemas.microsoft.com/office/drawing/2017/model3d" xmlns:o="urn:schemas-microsoft-com:office:office" xmlns:oel="http://schemas.microsoft.com/office/2019/extlst" xmlns:r="http://schemas.openxmlformats.org/officeDocument/2006/relationships" xmlns:m="http://schemas.openxmlformats.org/officeDocument/2006/math" xmlns:v="urn:schemas-microsoft-com:vml" xmlns:wp14="http://schemas.microsoft.com/office/word/2010/wordprocessingDrawing" xmlns:wp="http://schemas.openxmlformats.org/drawingml/2006/wordprocessingDrawing" xmlns:w10="urn:schemas-microsoft-com:office:word" xmlns:w="http://schemas.openxmlformats.org/wordprocessingml/2006/main" xmlns:w14="http://schemas.microsoft.com/office/word/2010/wordml" xmlns:w15="http://schemas.microsoft.com/office/word/2012/wordml" xmlns:w16cex="http://schemas.microsoft.com/office/word/2018/wordml/cex" xmlns:w16cid="http://schemas.microsoft.com/office/word/2016/wordml/cid" xmlns:w16="http://schemas.microsoft.com/office/word/2018/wordml" xmlns:w16du="http://schemas.microsoft.com/office/word/2023/wordml/word16du" xmlns:w16sdtdh="http://schemas.microsoft.com/office/word/2020/wordml/sdtdatahash" xmlns:w16sdtfl="http://schemas.microsoft.com/office/word/2024/wordml/sdtformatlock" xmlns:w16se="http://schemas.microsoft.com/office/word/2015/wordml/symex" xmlns:wpg="http://schemas.microsoft.com/office/word/2010/wordprocessingGroup" xmlns:wpi="http://schemas.microsoft.com/office/word/2010/wordprocessingInk" xmlns:wne="http://schemas.microsoft.com/office/word/2006/wordml" xmlns:wps="http://schemas.microsoft.com/office/word/2010/wordprocessingShape" mc:Ignorable="w14 w15 w16se w16cid w16 w16cex w16sdtdh w16sdtfl w16du wp14">
   <w:body>
     <w:p>
       <w:pPr>
         <w:pStyle w:val="Ttulo1"/>
         <w:jc w:val="center"/>
       </w:pPr>
-      <w:proofErr w:type="spellStart"/>
-      <w:r>
-        <w:t>Write</w:t>
-      </w:r>
-      <w:proofErr w:type="spellEnd"/>
-      <w:r>
-        <w:t xml:space="preserve"> </w:t>
+      <w:r>
+        <w:t xml:space="preserve">Write </w:t>
       </w:r>
       <w:proofErr w:type="spellStart"/>
       <w:r>
@@ -39,21 +34,42 @@
       </w:r>
       <w:proofErr w:type="spellEnd"/>
       <w:r>
-        <w:t xml:space="preserve"> </w:t>
-      </w:r>
-      <w:proofErr w:type="spellStart"/>
-      <w:r>
-        <w:t>to</w:t>
-      </w:r>
-      <w:proofErr w:type="spellEnd"/>
-      <w:r>
-        <w:t xml:space="preserve"> </w:t>
+        <w:t xml:space="preserve"> to </w:t>
       </w:r>
       <w:proofErr w:type="spellStart"/>
       <w:r>
         <w:t>AdventureWorksLT</w:t>
       </w:r>
       <w:proofErr w:type="spellEnd"/>
+    </w:p>
+    <w:p>
+      <w:r>
+        <w:t xml:space="preserve">Conexión a la base de datos </w:t>
+      </w:r>
+      <w:proofErr w:type="spellStart"/>
+      <w:r>
+        <w:t>AdventureWorksLT</w:t>
+      </w:r>
+      <w:proofErr w:type="spellEnd"/>
+      <w:r>
+        <w:t xml:space="preserve"> y verificación de las tablas clave: se consultan los 5 primeros registros de </w:t>
+      </w:r>
+      <w:proofErr w:type="spellStart"/>
+      <w:r>
+        <w:t>Product</w:t>
+      </w:r>
+      <w:proofErr w:type="spellEnd"/>
+      <w:r>
+        <w:t xml:space="preserve"> y </w:t>
+      </w:r>
+      <w:proofErr w:type="spellStart"/>
+      <w:r>
+        <w:t>ProductCategory</w:t>
+      </w:r>
+      <w:proofErr w:type="spellEnd"/>
+      <w:r>
+        <w:t xml:space="preserve"> para comprobar el acceso a los datos de productos y categorías.</w:t>
+      </w:r>
     </w:p>
     <w:p>
       <w:r>
@@ -109,7 +125,6 @@
       </w:pPr>
       <w:proofErr w:type="spellStart"/>
       <w:r>
-        <w:lastRenderedPageBreak/>
         <w:t>Build</w:t>
       </w:r>
       <w:proofErr w:type="spellEnd"/>
@@ -134,13 +149,24 @@
       </w:r>
     </w:p>
     <w:p>
-      <w:pPr>
-        <w:pStyle w:val="Ttulo2"/>
-      </w:pPr>
+      <w:r>
+        <w:t xml:space="preserve">Generación de un objeto JSON simple a partir de la tabla </w:t>
+      </w:r>
+      <w:proofErr w:type="spellStart"/>
+      <w:r>
+        <w:t>Product</w:t>
+      </w:r>
+      <w:proofErr w:type="spellEnd"/>
+      <w:r>
+        <w:t xml:space="preserve"> utilizando FOR JSON PATH. La consulta selecciona productos con color asignado, los ordena de mayor a menor precio y formatea cada fila como un objeto dentro de un array JSON.</w:t>
+      </w:r>
+    </w:p>
+    <w:p>
       <w:r>
         <w:rPr>
           <w:noProof/>
         </w:rPr>
+        <w:lastRenderedPageBreak/>
         <w:drawing>
           <wp:inline distT="0" distB="0" distL="0" distR="0" wp14:anchorId="00C03C5B" wp14:editId="730A29D0">
             <wp:extent cx="3524742" cy="3419952"/>
@@ -182,6 +208,27 @@
             </a:graphic>
           </wp:inline>
         </w:drawing>
+      </w:r>
+    </w:p>
+    <w:p>
+      <w:r>
+        <w:t xml:space="preserve">Creación de una estructura JSON anidada mediante el uso de JSON_OBJECT. Se realiza un INNER JOIN con </w:t>
+      </w:r>
+      <w:proofErr w:type="spellStart"/>
+      <w:r>
+        <w:t>ProductCategory</w:t>
+      </w:r>
+      <w:proofErr w:type="spellEnd"/>
+      <w:r>
+        <w:t xml:space="preserve"> para agrupar el identificador y el nombre de la categoría dentro de su propia propiedad anidada (</w:t>
+      </w:r>
+      <w:proofErr w:type="spellStart"/>
+      <w:r>
+        <w:t>Category</w:t>
+      </w:r>
+      <w:proofErr w:type="spellEnd"/>
+      <w:r>
+        <w:t xml:space="preserve">) en la salida final. </w:t>
       </w:r>
     </w:p>
     <w:p>
@@ -237,7 +284,6 @@
         <w:pStyle w:val="Ttulo2"/>
       </w:pPr>
       <w:r>
-        <w:lastRenderedPageBreak/>
         <w:t xml:space="preserve">Combine JSON </w:t>
       </w:r>
       <w:proofErr w:type="spellStart"/>
@@ -261,6 +307,19 @@
         <w:t>function</w:t>
       </w:r>
       <w:proofErr w:type="spellEnd"/>
+    </w:p>
+    <w:p>
+      <w:r>
+        <w:t>Uso de una expresión de tabla común (CTE) y la función de ventana ROW_</w:t>
+      </w:r>
+      <w:proofErr w:type="gramStart"/>
+      <w:r>
+        <w:t>NUMBER(</w:t>
+      </w:r>
+      <w:proofErr w:type="gramEnd"/>
+      <w:r>
+        <w:t>) para calcular el ranking de precios de los productos. PARTITION BY reinicia la numeración en cada categoría, asignando el valor 1 al producto más caro, lo que permite filtrar posteriormente los 3 productos principales de cada grupo.</w:t>
+      </w:r>
     </w:p>
     <w:p>
       <w:r>
@@ -312,10 +371,22 @@
     </w:p>
     <w:p>
       <w:r>
+        <w:t>Formateo de los resultados del ranking directamente como JSON API agregando la cláusula FOR JSON PATH, ROOT('</w:t>
+      </w:r>
+      <w:proofErr w:type="spellStart"/>
+      <w:r>
+        <w:t>TopProducts</w:t>
+      </w:r>
+      <w:proofErr w:type="spellEnd"/>
+      <w:r>
+        <w:t xml:space="preserve">'). Esto envuelve todo el array en un único objeto raíz, facilitando su consumo en aplicaciones externas. </w:t>
+      </w:r>
+    </w:p>
+    <w:p>
+      <w:r>
         <w:rPr>
           <w:noProof/>
         </w:rPr>
-        <w:lastRenderedPageBreak/>
         <w:drawing>
           <wp:inline distT="0" distB="0" distL="0" distR="0" wp14:anchorId="3BB51292" wp14:editId="15F31833">
             <wp:extent cx="5400040" cy="5723890"/>
@@ -363,14 +434,8 @@
       <w:pPr>
         <w:pStyle w:val="Ttulo2"/>
       </w:pPr>
-      <w:proofErr w:type="spellStart"/>
-      <w:r>
-        <w:lastRenderedPageBreak/>
-        <w:t>Parse</w:t>
-      </w:r>
-      <w:proofErr w:type="spellEnd"/>
-      <w:r>
-        <w:t xml:space="preserve"> JSON data </w:t>
+      <w:r>
+        <w:t xml:space="preserve">Parse JSON data </w:t>
       </w:r>
       <w:proofErr w:type="spellStart"/>
       <w:r>
@@ -379,6 +444,37 @@
       <w:proofErr w:type="spellEnd"/>
       <w:r>
         <w:t xml:space="preserve"> OPENJSON</w:t>
+      </w:r>
+    </w:p>
+    <w:p>
+      <w:r>
+        <w:t>Conversión de un array JSON de actualizaciones de precio en formato de filas y columnas utilizando la función OPENJSON. La cláusula WITH define el esquema, mapeando las rutas JSON (</w:t>
+      </w:r>
+      <w:proofErr w:type="gramStart"/>
+      <w:r>
+        <w:t>$.</w:t>
+      </w:r>
+      <w:proofErr w:type="spellStart"/>
+      <w:r>
+        <w:t>ProductID</w:t>
+      </w:r>
+      <w:proofErr w:type="spellEnd"/>
+      <w:proofErr w:type="gramEnd"/>
+      <w:r>
+        <w:t xml:space="preserve">, </w:t>
+      </w:r>
+      <w:proofErr w:type="gramStart"/>
+      <w:r>
+        <w:t>$.</w:t>
+      </w:r>
+      <w:proofErr w:type="spellStart"/>
+      <w:r>
+        <w:t>NewPrice</w:t>
+      </w:r>
+      <w:proofErr w:type="spellEnd"/>
+      <w:proofErr w:type="gramEnd"/>
+      <w:r>
+        <w:t>) a tipos de datos específicos de SQL Server.</w:t>
       </w:r>
     </w:p>
     <w:p>
@@ -430,6 +526,19 @@
       </w:r>
     </w:p>
     <w:p>
+      <w:r>
+        <w:t xml:space="preserve">Integración de los datos JSON analizados con la tabla base </w:t>
+      </w:r>
+      <w:proofErr w:type="spellStart"/>
+      <w:r>
+        <w:t>Product</w:t>
+      </w:r>
+      <w:proofErr w:type="spellEnd"/>
+      <w:r>
+        <w:t xml:space="preserve">. Dado que OPENJSON genera una estructura tabular, se puede ejecutar un INNER JOIN clásico para comparar el precio actual con la propuesta de actualización en tiempo real. </w:t>
+      </w:r>
+    </w:p>
+    <w:p>
       <w:pPr>
         <w:rPr>
           <w:u w:val="single"/>
@@ -439,7 +548,6 @@
         <w:rPr>
           <w:noProof/>
         </w:rPr>
-        <w:lastRenderedPageBreak/>
         <w:drawing>
           <wp:inline distT="0" distB="0" distL="0" distR="0" wp14:anchorId="6B43D51B" wp14:editId="1D0A46FE">
             <wp:extent cx="5400040" cy="5094605"/>
@@ -499,7 +607,7 @@
 </file>
 
 <file path=word/styles.xml><?xml version="1.0" encoding="utf-8"?>
-<w:styles xmlns:mc="http://schemas.openxmlformats.org/markup-compatibility/2006" xmlns:r="http://schemas.openxmlformats.org/officeDocument/2006/relationships" xmlns:w="http://schemas.openxmlformats.org/wordprocessingml/2006/main" xmlns:w14="http://schemas.microsoft.com/office/word/2010/wordml" xmlns:w15="http://schemas.microsoft.com/office/word/2012/wordml" xmlns:w16cex="http://schemas.microsoft.com/office/word/2018/wordml/cex" xmlns:w16cid="http://schemas.microsoft.com/office/word/2016/wordml/cid" xmlns:w16="http://schemas.microsoft.com/office/word/2018/wordml" xmlns:w16sdtdh="http://schemas.microsoft.com/office/word/2020/wordml/sdtdatahash" xmlns:w16se="http://schemas.microsoft.com/office/word/2015/wordml/symex" mc:Ignorable="w14 w15 w16se w16cid w16 w16cex w16sdtdh">
+<w:styles xmlns:mc="http://schemas.openxmlformats.org/markup-compatibility/2006" xmlns:r="http://schemas.openxmlformats.org/officeDocument/2006/relationships" xmlns:w="http://schemas.openxmlformats.org/wordprocessingml/2006/main" xmlns:w14="http://schemas.microsoft.com/office/word/2010/wordml" xmlns:w15="http://schemas.microsoft.com/office/word/2012/wordml" xmlns:w16cex="http://schemas.microsoft.com/office/word/2018/wordml/cex" xmlns:w16cid="http://schemas.microsoft.com/office/word/2016/wordml/cid" xmlns:w16="http://schemas.microsoft.com/office/word/2018/wordml" xmlns:w16du="http://schemas.microsoft.com/office/word/2023/wordml/word16du" xmlns:w16sdtdh="http://schemas.microsoft.com/office/word/2020/wordml/sdtdatahash" xmlns:w16sdtfl="http://schemas.microsoft.com/office/word/2024/wordml/sdtformatlock" xmlns:w16se="http://schemas.microsoft.com/office/word/2015/wordml/symex" mc:Ignorable="w14 w15 w16se w16cid w16 w16cex w16sdtdh w16sdtfl w16du">
   <w:docDefaults>
     <w:rPrDefault>
       <w:rPr>
